--- a/docs/api.docx
+++ b/docs/api.docx
@@ -122,7 +122,7 @@
           <w:rFonts w:ascii="Times New Roman" w:hAnsi="Times New Roman" w:eastAsia="Batang"/>
           <w:sz w:val="22"/>
         </w:rPr>
-        <w:t xml:space="preserve"> 1.0 </w:t>
+        <w:t xml:space="preserve"> 1.2 </w:t>
       </w:r>
       <w:r>
         <w:rPr>
@@ -137,7 +137,7 @@
           <w:rFonts w:ascii="Times New Roman" w:hAnsi="Times New Roman" w:eastAsia="Batang"/>
           <w:sz w:val="22"/>
         </w:rPr>
-        <w:t xml:space="preserve"> 2026-09-10</w:t>
+        <w:t xml:space="preserve"> 2026-09-13</w:t>
       </w:r>
     </w:p>
     <w:p/>
@@ -302,7 +302,14 @@
           <w:rFonts w:ascii="Times New Roman" w:hAnsi="Times New Roman" w:eastAsia="Batang"/>
           <w:sz w:val="22"/>
         </w:rPr>
-        <w:t>III. Returned Statistics</w:t>
+        <w:t xml:space="preserve">7. </w:t>
+      </w:r>
+      <w:r>
+        <w:rPr>
+          <w:rFonts w:ascii="Consolas" w:hAnsi="Consolas" w:eastAsia="Consolas"/>
+          <w:sz w:val="18"/>
+        </w:rPr>
+        <w:t>validate_dump</w:t>
       </w:r>
     </w:p>
     <w:p>
@@ -315,6 +322,19 @@
           <w:rFonts w:ascii="Times New Roman" w:hAnsi="Times New Roman" w:eastAsia="Batang"/>
           <w:sz w:val="22"/>
         </w:rPr>
+        <w:t>III. Returned Statistics</w:t>
+      </w:r>
+    </w:p>
+    <w:p>
+      <w:pPr>
+        <w:pStyle w:val="ListBullet"/>
+        <w:spacing w:line="384" w:lineRule="auto" w:after="120"/>
+      </w:pPr>
+      <w:r>
+        <w:rPr>
+          <w:rFonts w:ascii="Times New Roman" w:hAnsi="Times New Roman" w:eastAsia="Batang"/>
+          <w:sz w:val="22"/>
+        </w:rPr>
         <w:t xml:space="preserve">1. </w:t>
       </w:r>
       <w:r>
@@ -369,6 +389,46 @@
           <w:sz w:val="22"/>
         </w:rPr>
         <w:t>4. A drifting table set</w:t>
+      </w:r>
+    </w:p>
+    <w:p>
+      <w:pPr>
+        <w:pStyle w:val="ListBullet"/>
+        <w:spacing w:line="384" w:lineRule="auto" w:after="120"/>
+      </w:pPr>
+      <w:r>
+        <w:rPr>
+          <w:rFonts w:ascii="Times New Roman" w:hAnsi="Times New Roman" w:eastAsia="Batang"/>
+          <w:sz w:val="22"/>
+        </w:rPr>
+        <w:t xml:space="preserve">5. </w:t>
+      </w:r>
+      <w:r>
+        <w:rPr>
+          <w:rFonts w:ascii="Consolas" w:hAnsi="Consolas" w:eastAsia="Consolas"/>
+          <w:sz w:val="18"/>
+        </w:rPr>
+        <w:t>ValidationReport</w:t>
+      </w:r>
+    </w:p>
+    <w:p>
+      <w:pPr>
+        <w:pStyle w:val="ListBullet"/>
+        <w:spacing w:line="384" w:lineRule="auto" w:after="120"/>
+      </w:pPr>
+      <w:r>
+        <w:rPr>
+          <w:rFonts w:ascii="Times New Roman" w:hAnsi="Times New Roman" w:eastAsia="Batang"/>
+          <w:sz w:val="22"/>
+        </w:rPr>
+        <w:t xml:space="preserve">6. </w:t>
+      </w:r>
+      <w:r>
+        <w:rPr>
+          <w:rFonts w:ascii="Consolas" w:hAnsi="Consolas" w:eastAsia="Consolas"/>
+          <w:sz w:val="18"/>
+        </w:rPr>
+        <w:t>TableValidation</w:t>
       </w:r>
     </w:p>
     <w:p>
@@ -696,21 +756,21 @@
           <w:rFonts w:ascii="Consolas" w:hAnsi="Consolas" w:eastAsia="Consolas"/>
           <w:sz w:val="18"/>
         </w:rPr>
-        <w:t>&lt;Table 3-1&gt;</w:t>
-      </w:r>
-      <w:r>
-        <w:rPr>
-          <w:rFonts w:ascii="Times New Roman" w:hAnsi="Times New Roman" w:eastAsia="Batang"/>
-          <w:sz w:val="22"/>
-        </w:rPr>
-        <w:t xml:space="preserve"> Fields of </w:t>
+        <w:t>&lt;Table 2-3&gt;</w:t>
+      </w:r>
+      <w:r>
+        <w:rPr>
+          <w:rFonts w:ascii="Times New Roman" w:hAnsi="Times New Roman" w:eastAsia="Batang"/>
+          <w:sz w:val="22"/>
+        </w:rPr>
+        <w:t xml:space="preserve"> Parameters of </w:t>
       </w:r>
       <w:r>
         <w:rPr>
           <w:rFonts w:ascii="Consolas" w:hAnsi="Consolas" w:eastAsia="Consolas"/>
           <w:sz w:val="18"/>
         </w:rPr>
-        <w:t>LoadReport</w:t>
+        <w:t>validate_dump</w:t>
       </w:r>
     </w:p>
     <w:p>
@@ -723,7 +783,7 @@
           <w:rFonts w:ascii="Consolas" w:hAnsi="Consolas" w:eastAsia="Consolas"/>
           <w:sz w:val="18"/>
         </w:rPr>
-        <w:t>&lt;Table 3-2&gt;</w:t>
+        <w:t>&lt;Table 3-1&gt;</w:t>
       </w:r>
       <w:r>
         <w:rPr>
@@ -737,7 +797,88 @@
           <w:rFonts w:ascii="Consolas" w:hAnsi="Consolas" w:eastAsia="Consolas"/>
           <w:sz w:val="18"/>
         </w:rPr>
+        <w:t>LoadReport</w:t>
+      </w:r>
+    </w:p>
+    <w:p>
+      <w:pPr>
+        <w:pStyle w:val="ListBullet"/>
+        <w:spacing w:line="384" w:lineRule="auto" w:after="120"/>
+      </w:pPr>
+      <w:r>
+        <w:rPr>
+          <w:rFonts w:ascii="Consolas" w:hAnsi="Consolas" w:eastAsia="Consolas"/>
+          <w:sz w:val="18"/>
+        </w:rPr>
+        <w:t>&lt;Table 3-2&gt;</w:t>
+      </w:r>
+      <w:r>
+        <w:rPr>
+          <w:rFonts w:ascii="Times New Roman" w:hAnsi="Times New Roman" w:eastAsia="Batang"/>
+          <w:sz w:val="22"/>
+        </w:rPr>
+        <w:t xml:space="preserve"> Fields of </w:t>
+      </w:r>
+      <w:r>
+        <w:rPr>
+          <w:rFonts w:ascii="Consolas" w:hAnsi="Consolas" w:eastAsia="Consolas"/>
+          <w:sz w:val="18"/>
+        </w:rPr>
         <w:t>TableStats</w:t>
+      </w:r>
+    </w:p>
+    <w:p>
+      <w:pPr>
+        <w:pStyle w:val="ListBullet"/>
+        <w:spacing w:line="384" w:lineRule="auto" w:after="120"/>
+      </w:pPr>
+      <w:r>
+        <w:rPr>
+          <w:rFonts w:ascii="Consolas" w:hAnsi="Consolas" w:eastAsia="Consolas"/>
+          <w:sz w:val="18"/>
+        </w:rPr>
+        <w:t>&lt;Table 3-3&gt;</w:t>
+      </w:r>
+      <w:r>
+        <w:rPr>
+          <w:rFonts w:ascii="Times New Roman" w:hAnsi="Times New Roman" w:eastAsia="Batang"/>
+          <w:sz w:val="22"/>
+        </w:rPr>
+        <w:t xml:space="preserve"> Fields of </w:t>
+      </w:r>
+      <w:r>
+        <w:rPr>
+          <w:rFonts w:ascii="Consolas" w:hAnsi="Consolas" w:eastAsia="Consolas"/>
+          <w:sz w:val="18"/>
+        </w:rPr>
+        <w:t>ValidationReport</w:t>
+      </w:r>
+    </w:p>
+    <w:p>
+      <w:pPr>
+        <w:pStyle w:val="ListBullet"/>
+        <w:spacing w:line="384" w:lineRule="auto" w:after="120"/>
+      </w:pPr>
+      <w:r>
+        <w:rPr>
+          <w:rFonts w:ascii="Consolas" w:hAnsi="Consolas" w:eastAsia="Consolas"/>
+          <w:sz w:val="18"/>
+        </w:rPr>
+        <w:t>&lt;Table 3-4&gt;</w:t>
+      </w:r>
+      <w:r>
+        <w:rPr>
+          <w:rFonts w:ascii="Times New Roman" w:hAnsi="Times New Roman" w:eastAsia="Batang"/>
+          <w:sz w:val="22"/>
+        </w:rPr>
+        <w:t xml:space="preserve"> Fields of </w:t>
+      </w:r>
+      <w:r>
+        <w:rPr>
+          <w:rFonts w:ascii="Consolas" w:hAnsi="Consolas" w:eastAsia="Consolas"/>
+          <w:sz w:val="18"/>
+        </w:rPr>
+        <w:t>TableValidation</w:t>
       </w:r>
     </w:p>
     <w:p>
@@ -1077,7 +1218,7 @@
           <w:rFonts w:ascii="Times New Roman" w:hAnsi="Times New Roman" w:eastAsia="Batang"/>
           <w:sz w:val="22"/>
         </w:rPr>
-        <w:t xml:space="preserve">The package exports exactly four names: </w:t>
+        <w:t xml:space="preserve">The package exports seven names: </w:t>
       </w:r>
       <w:r>
         <w:rPr>
@@ -1098,7 +1239,7 @@
           <w:rFonts w:ascii="Consolas" w:hAnsi="Consolas" w:eastAsia="Consolas"/>
           <w:sz w:val="18"/>
         </w:rPr>
-        <w:t>LoadReport</w:t>
+        <w:t>validate_dump</w:t>
       </w:r>
       <w:r>
         <w:rPr>
@@ -1112,7 +1253,49 @@
           <w:rFonts w:ascii="Consolas" w:hAnsi="Consolas" w:eastAsia="Consolas"/>
           <w:sz w:val="18"/>
         </w:rPr>
+        <w:t>LoadReport</w:t>
+      </w:r>
+      <w:r>
+        <w:rPr>
+          <w:rFonts w:ascii="Times New Roman" w:hAnsi="Times New Roman" w:eastAsia="Batang"/>
+          <w:sz w:val="22"/>
+        </w:rPr>
+        <w:t xml:space="preserve">, </w:t>
+      </w:r>
+      <w:r>
+        <w:rPr>
+          <w:rFonts w:ascii="Consolas" w:hAnsi="Consolas" w:eastAsia="Consolas"/>
+          <w:sz w:val="18"/>
+        </w:rPr>
         <w:t>TableStats</w:t>
+      </w:r>
+      <w:r>
+        <w:rPr>
+          <w:rFonts w:ascii="Times New Roman" w:hAnsi="Times New Roman" w:eastAsia="Batang"/>
+          <w:sz w:val="22"/>
+        </w:rPr>
+        <w:t xml:space="preserve">, </w:t>
+      </w:r>
+      <w:r>
+        <w:rPr>
+          <w:rFonts w:ascii="Consolas" w:hAnsi="Consolas" w:eastAsia="Consolas"/>
+          <w:sz w:val="18"/>
+        </w:rPr>
+        <w:t>ValidationReport</w:t>
+      </w:r>
+      <w:r>
+        <w:rPr>
+          <w:rFonts w:ascii="Times New Roman" w:hAnsi="Times New Roman" w:eastAsia="Batang"/>
+          <w:sz w:val="22"/>
+        </w:rPr>
+        <w:t xml:space="preserve">, </w:t>
+      </w:r>
+      <w:r>
+        <w:rPr>
+          <w:rFonts w:ascii="Consolas" w:hAnsi="Consolas" w:eastAsia="Consolas"/>
+          <w:sz w:val="18"/>
+        </w:rPr>
+        <w:t>TableValidation</w:t>
       </w:r>
       <w:r>
         <w:rPr>
@@ -1702,7 +1885,21 @@
                 <w:rFonts w:ascii="Times New Roman" w:hAnsi="Times New Roman" w:eastAsia="Batang"/>
                 <w:sz w:val="22"/>
               </w:rPr>
-              <w:t>. Read directly, with resume. gzip decoded transparently</w:t>
+              <w:t xml:space="preserve">. Read directly, with resume. gzip decoded transparently; zstd too, if the wheel was built with the </w:t>
+            </w:r>
+            <w:r>
+              <w:rPr>
+                <w:rFonts w:ascii="Consolas" w:hAnsi="Consolas" w:eastAsia="Consolas"/>
+                <w:sz w:val="18"/>
+              </w:rPr>
+              <w:t>zstd</w:t>
+            </w:r>
+            <w:r>
+              <w:rPr>
+                <w:rFonts w:ascii="Times New Roman" w:hAnsi="Times New Roman" w:eastAsia="Batang"/>
+                <w:sz w:val="22"/>
+              </w:rPr>
+              <w:t xml:space="preserve"> feature, otherwise it fails precisely rather than being misread</w:t>
             </w:r>
           </w:p>
         </w:tc>
@@ -4130,6 +4327,891 @@
           <w:sz w:val="22"/>
         </w:rPr>
         <w:t>Returning a value has no effect. To stop a load, raise; the exception propagates as described in Section 5, and nothing is committed.</w:t>
+      </w:r>
+    </w:p>
+    <w:p>
+      <w:pPr>
+        <w:pStyle w:val="Heading2"/>
+      </w:pPr>
+      <w:r>
+        <w:rPr>
+          <w:rFonts w:ascii="Times New Roman" w:hAnsi="Times New Roman" w:eastAsia="Batang"/>
+          <w:b/>
+          <w:color w:val="000000"/>
+          <w:sz w:val="24"/>
+        </w:rPr>
+        <w:t xml:space="preserve">7. </w:t>
+      </w:r>
+      <w:r>
+        <w:rPr>
+          <w:rFonts w:ascii="Consolas" w:hAnsi="Consolas" w:eastAsia="Consolas"/>
+          <w:b/>
+          <w:color w:val="000000"/>
+          <w:sz w:val="24"/>
+        </w:rPr>
+        <w:t>validate_dump</w:t>
+      </w:r>
+    </w:p>
+    <w:p>
+      <w:pPr>
+        <w:spacing w:line="240" w:lineRule="auto" w:before="120" w:after="120"/>
+        <w:ind w:left="454"/>
+      </w:pPr>
+      <w:r>
+        <w:rPr>
+          <w:rFonts w:ascii="Consolas" w:hAnsi="Consolas" w:eastAsia="Consolas"/>
+          <w:sz w:val="18"/>
+        </w:rPr>
+        <w:t>report = pgdelta.validate_dump(</w:t>
+        <w:br/>
+        <w:t xml:space="preserve">    dump_path,</w:t>
+        <w:br/>
+        <w:t xml:space="preserve">    *,</w:t>
+        <w:br/>
+        <w:t xml:space="preserve">    output_uri=None,</w:t>
+        <w:br/>
+        <w:t xml:space="preserve">    tables=None,</w:t>
+        <w:br/>
+        <w:t xml:space="preserve">    excluded_schemas=None,</w:t>
+        <w:br/>
+        <w:t xml:space="preserve">    wide_numeric_as_decimal=False,</w:t>
+        <w:br/>
+        <w:t xml:space="preserve">    native_arrays=False,</w:t>
+        <w:br/>
+        <w:t xml:space="preserve">    expect_pg_major=None,</w:t>
+        <w:br/>
+        <w:t xml:space="preserve">    expect_tables=None,</w:t>
+        <w:br/>
+        <w:t xml:space="preserve">    max_field_bytes=None,</w:t>
+        <w:br/>
+        <w:t xml:space="preserve">    max_row_bytes=None,</w:t>
+        <w:br/>
+        <w:t xml:space="preserve">    max_columns=None,</w:t>
+        <w:br/>
+        <w:t xml:space="preserve">    progress=None,</w:t>
+        <w:br/>
+        <w:t>)</w:t>
+      </w:r>
+    </w:p>
+    <w:p>
+      <w:pPr>
+        <w:spacing w:line="384" w:lineRule="auto" w:after="120"/>
+        <w:jc w:val="both"/>
+      </w:pPr>
+      <w:r>
+        <w:rPr>
+          <w:rFonts w:ascii="Times New Roman" w:hAnsi="Times New Roman" w:eastAsia="Batang"/>
+          <w:sz w:val="22"/>
+        </w:rPr>
+        <w:t xml:space="preserve">Runs the same structural, type-fidelity and path-traversal checks </w:t>
+      </w:r>
+      <w:r>
+        <w:rPr>
+          <w:rFonts w:ascii="Consolas" w:hAnsi="Consolas" w:eastAsia="Consolas"/>
+          <w:sz w:val="18"/>
+        </w:rPr>
+        <w:t>stream_dump_to_delta</w:t>
+      </w:r>
+      <w:r>
+        <w:rPr>
+          <w:rFonts w:ascii="Times New Roman" w:hAnsi="Times New Roman" w:eastAsia="Batang"/>
+          <w:sz w:val="22"/>
+        </w:rPr>
+        <w:t xml:space="preserve"> applies before it ever opens a Delta table, without writing anything: no Arrow, no Delta, no object store, no worker pool. It is meant to finish in seconds to low minutes even on a large dump, on a much smaller machine than the real load needs, which is the point: catch a malformed dump before spending the driver time the real load costs.</w:t>
+      </w:r>
+    </w:p>
+    <w:p>
+      <w:pPr>
+        <w:spacing w:line="384" w:lineRule="auto" w:after="120"/>
+        <w:jc w:val="both"/>
+      </w:pPr>
+      <w:r>
+        <w:rPr>
+          <w:rFonts w:ascii="Consolas" w:hAnsi="Consolas" w:eastAsia="Consolas"/>
+          <w:sz w:val="18"/>
+        </w:rPr>
+        <w:t>&lt;Table 2-3&gt;</w:t>
+      </w:r>
+      <w:r>
+        <w:rPr>
+          <w:rFonts w:ascii="Times New Roman" w:hAnsi="Times New Roman" w:eastAsia="Batang"/>
+          <w:sz w:val="22"/>
+        </w:rPr>
+        <w:t xml:space="preserve"> Parameters of </w:t>
+      </w:r>
+      <w:r>
+        <w:rPr>
+          <w:rFonts w:ascii="Consolas" w:hAnsi="Consolas" w:eastAsia="Consolas"/>
+          <w:sz w:val="18"/>
+        </w:rPr>
+        <w:t>validate_dump</w:t>
+      </w:r>
+    </w:p>
+    <w:tbl>
+      <w:tblPr>
+        <w:tblStyle w:val="TableGrid"/>
+        <w:tblW w:type="auto" w:w="0"/>
+        <w:jc w:val="center"/>
+        <w:tblLook w:firstColumn="1" w:firstRow="1" w:lastColumn="0" w:lastRow="0" w:noHBand="0" w:noVBand="1" w:val="04A0"/>
+      </w:tblPr>
+      <w:tblGrid>
+        <w:gridCol w:w="2351"/>
+        <w:gridCol w:w="2351"/>
+        <w:gridCol w:w="2351"/>
+        <w:gridCol w:w="2351"/>
+      </w:tblGrid>
+      <w:tr>
+        <w:tc>
+          <w:tcPr>
+            <w:tcW w:type="dxa" w:w="2351"/>
+          </w:tcPr>
+          <w:p>
+            <w:pPr>
+              <w:jc w:val="center"/>
+            </w:pPr>
+            <w:r>
+              <w:rPr>
+                <w:rFonts w:ascii="Times New Roman" w:hAnsi="Times New Roman" w:eastAsia="Batang"/>
+                <w:b/>
+                <w:sz w:val="22"/>
+              </w:rPr>
+              <w:t>Parameter</w:t>
+            </w:r>
+          </w:p>
+        </w:tc>
+        <w:tc>
+          <w:tcPr>
+            <w:tcW w:type="dxa" w:w="2351"/>
+          </w:tcPr>
+          <w:p>
+            <w:pPr>
+              <w:jc w:val="center"/>
+            </w:pPr>
+            <w:r>
+              <w:rPr>
+                <w:rFonts w:ascii="Times New Roman" w:hAnsi="Times New Roman" w:eastAsia="Batang"/>
+                <w:b/>
+                <w:sz w:val="22"/>
+              </w:rPr>
+              <w:t>Type</w:t>
+            </w:r>
+          </w:p>
+        </w:tc>
+        <w:tc>
+          <w:tcPr>
+            <w:tcW w:type="dxa" w:w="2351"/>
+          </w:tcPr>
+          <w:p>
+            <w:pPr>
+              <w:jc w:val="center"/>
+            </w:pPr>
+            <w:r>
+              <w:rPr>
+                <w:rFonts w:ascii="Times New Roman" w:hAnsi="Times New Roman" w:eastAsia="Batang"/>
+                <w:b/>
+                <w:sz w:val="22"/>
+              </w:rPr>
+              <w:t>Default</w:t>
+            </w:r>
+          </w:p>
+        </w:tc>
+        <w:tc>
+          <w:tcPr>
+            <w:tcW w:type="dxa" w:w="2351"/>
+          </w:tcPr>
+          <w:p>
+            <w:pPr>
+              <w:jc w:val="center"/>
+            </w:pPr>
+            <w:r>
+              <w:rPr>
+                <w:rFonts w:ascii="Times New Roman" w:hAnsi="Times New Roman" w:eastAsia="Batang"/>
+                <w:b/>
+                <w:sz w:val="22"/>
+              </w:rPr>
+              <w:t>Meaning</w:t>
+            </w:r>
+          </w:p>
+        </w:tc>
+      </w:tr>
+      <w:tr>
+        <w:tc>
+          <w:tcPr>
+            <w:tcW w:type="dxa" w:w="2351"/>
+          </w:tcPr>
+          <w:p>
+            <w:r>
+              <w:rPr>
+                <w:rFonts w:ascii="Consolas" w:hAnsi="Consolas" w:eastAsia="Consolas"/>
+                <w:sz w:val="18"/>
+              </w:rPr>
+              <w:t>dump_path</w:t>
+            </w:r>
+          </w:p>
+        </w:tc>
+        <w:tc>
+          <w:tcPr>
+            <w:tcW w:type="dxa" w:w="2351"/>
+          </w:tcPr>
+          <w:p>
+            <w:r>
+              <w:rPr>
+                <w:rFonts w:ascii="Consolas" w:hAnsi="Consolas" w:eastAsia="Consolas"/>
+                <w:sz w:val="18"/>
+              </w:rPr>
+              <w:t>str</w:t>
+            </w:r>
+            <w:r>
+              <w:rPr>
+                <w:rFonts w:ascii="Times New Roman" w:hAnsi="Times New Roman" w:eastAsia="Batang"/>
+                <w:sz w:val="22"/>
+              </w:rPr>
+              <w:t xml:space="preserve"> or </w:t>
+            </w:r>
+            <w:r>
+              <w:rPr>
+                <w:rFonts w:ascii="Consolas" w:hAnsi="Consolas" w:eastAsia="Consolas"/>
+                <w:sz w:val="18"/>
+              </w:rPr>
+              <w:t>os.PathLike</w:t>
+            </w:r>
+          </w:p>
+        </w:tc>
+        <w:tc>
+          <w:tcPr>
+            <w:tcW w:type="dxa" w:w="2351"/>
+          </w:tcPr>
+          <w:p>
+            <w:r>
+              <w:rPr>
+                <w:rFonts w:ascii="Times New Roman" w:hAnsi="Times New Roman" w:eastAsia="Batang"/>
+                <w:sz w:val="22"/>
+              </w:rPr>
+              <w:t>required</w:t>
+            </w:r>
+          </w:p>
+        </w:tc>
+        <w:tc>
+          <w:tcPr>
+            <w:tcW w:type="dxa" w:w="2351"/>
+          </w:tcPr>
+          <w:p>
+            <w:r>
+              <w:rPr>
+                <w:rFonts w:ascii="Times New Roman" w:hAnsi="Times New Roman" w:eastAsia="Batang"/>
+                <w:sz w:val="22"/>
+              </w:rPr>
+              <w:t xml:space="preserve">A </w:t>
+            </w:r>
+            <w:r>
+              <w:rPr>
+                <w:rFonts w:ascii="Times New Roman" w:hAnsi="Times New Roman" w:eastAsia="Batang"/>
+                <w:b/>
+                <w:sz w:val="22"/>
+              </w:rPr>
+              <w:t>local path only</w:t>
+            </w:r>
+            <w:r>
+              <w:rPr>
+                <w:rFonts w:ascii="Times New Roman" w:hAnsi="Times New Roman" w:eastAsia="Batang"/>
+                <w:sz w:val="22"/>
+              </w:rPr>
+              <w:t xml:space="preserve">. Unlike </w:t>
+            </w:r>
+            <w:r>
+              <w:rPr>
+                <w:rFonts w:ascii="Consolas" w:hAnsi="Consolas" w:eastAsia="Consolas"/>
+                <w:sz w:val="18"/>
+              </w:rPr>
+              <w:t>stream_dump_to_delta</w:t>
+            </w:r>
+            <w:r>
+              <w:rPr>
+                <w:rFonts w:ascii="Times New Roman" w:hAnsi="Times New Roman" w:eastAsia="Batang"/>
+                <w:sz w:val="22"/>
+              </w:rPr>
+              <w:t xml:space="preserve">, cloud object storage and </w:t>
+            </w:r>
+            <w:r>
+              <w:rPr>
+                <w:rFonts w:ascii="Consolas" w:hAnsi="Consolas" w:eastAsia="Consolas"/>
+                <w:sz w:val="18"/>
+              </w:rPr>
+              <w:t>file://</w:t>
+            </w:r>
+            <w:r>
+              <w:rPr>
+                <w:rFonts w:ascii="Times New Roman" w:hAnsi="Times New Roman" w:eastAsia="Batang"/>
+                <w:sz w:val="22"/>
+              </w:rPr>
+              <w:t xml:space="preserve"> URLs are not supported, since supporting them would need the async machinery this function deliberately does not carry. gzip and, if built with the </w:t>
+            </w:r>
+            <w:r>
+              <w:rPr>
+                <w:rFonts w:ascii="Consolas" w:hAnsi="Consolas" w:eastAsia="Consolas"/>
+                <w:sz w:val="18"/>
+              </w:rPr>
+              <w:t>zstd</w:t>
+            </w:r>
+            <w:r>
+              <w:rPr>
+                <w:rFonts w:ascii="Times New Roman" w:hAnsi="Times New Roman" w:eastAsia="Batang"/>
+                <w:sz w:val="22"/>
+              </w:rPr>
+              <w:t xml:space="preserve"> feature, zstd are still decompressed transparently</w:t>
+            </w:r>
+          </w:p>
+        </w:tc>
+      </w:tr>
+      <w:tr>
+        <w:tc>
+          <w:tcPr>
+            <w:tcW w:type="dxa" w:w="2351"/>
+          </w:tcPr>
+          <w:p>
+            <w:r>
+              <w:rPr>
+                <w:rFonts w:ascii="Consolas" w:hAnsi="Consolas" w:eastAsia="Consolas"/>
+                <w:sz w:val="18"/>
+              </w:rPr>
+              <w:t>output_uri</w:t>
+            </w:r>
+          </w:p>
+        </w:tc>
+        <w:tc>
+          <w:tcPr>
+            <w:tcW w:type="dxa" w:w="2351"/>
+          </w:tcPr>
+          <w:p>
+            <w:r>
+              <w:rPr>
+                <w:rFonts w:ascii="Consolas" w:hAnsi="Consolas" w:eastAsia="Consolas"/>
+                <w:sz w:val="18"/>
+              </w:rPr>
+              <w:t>str</w:t>
+            </w:r>
+            <w:r>
+              <w:rPr>
+                <w:rFonts w:ascii="Times New Roman" w:hAnsi="Times New Roman" w:eastAsia="Batang"/>
+                <w:sz w:val="22"/>
+              </w:rPr>
+              <w:t xml:space="preserve"> or </w:t>
+            </w:r>
+            <w:r>
+              <w:rPr>
+                <w:rFonts w:ascii="Consolas" w:hAnsi="Consolas" w:eastAsia="Consolas"/>
+                <w:sz w:val="18"/>
+              </w:rPr>
+              <w:t>None</w:t>
+            </w:r>
+          </w:p>
+        </w:tc>
+        <w:tc>
+          <w:tcPr>
+            <w:tcW w:type="dxa" w:w="2351"/>
+          </w:tcPr>
+          <w:p>
+            <w:r>
+              <w:rPr>
+                <w:rFonts w:ascii="Consolas" w:hAnsi="Consolas" w:eastAsia="Consolas"/>
+                <w:sz w:val="18"/>
+              </w:rPr>
+              <w:t>None</w:t>
+            </w:r>
+          </w:p>
+        </w:tc>
+        <w:tc>
+          <w:tcPr>
+            <w:tcW w:type="dxa" w:w="2351"/>
+          </w:tcPr>
+          <w:p>
+            <w:r>
+              <w:rPr>
+                <w:rFonts w:ascii="Times New Roman" w:hAnsi="Times New Roman" w:eastAsia="Batang"/>
+                <w:sz w:val="22"/>
+              </w:rPr>
+              <w:t xml:space="preserve">The prefix a real load would write beneath. When given, checked against Unity Catalog managed storage and the legacy Hive warehouse, the same rejection </w:t>
+            </w:r>
+            <w:r>
+              <w:rPr>
+                <w:rFonts w:ascii="Consolas" w:hAnsi="Consolas" w:eastAsia="Consolas"/>
+                <w:sz w:val="18"/>
+              </w:rPr>
+              <w:t>stream_dump_to_delta</w:t>
+            </w:r>
+            <w:r>
+              <w:rPr>
+                <w:rFonts w:ascii="Times New Roman" w:hAnsi="Times New Roman" w:eastAsia="Batang"/>
+                <w:sz w:val="22"/>
+              </w:rPr>
+              <w:t xml:space="preserve"> applies. Purely a string check: no object store is opened</w:t>
+            </w:r>
+          </w:p>
+        </w:tc>
+      </w:tr>
+      <w:tr>
+        <w:tc>
+          <w:tcPr>
+            <w:tcW w:type="dxa" w:w="2351"/>
+          </w:tcPr>
+          <w:p>
+            <w:r>
+              <w:rPr>
+                <w:rFonts w:ascii="Consolas" w:hAnsi="Consolas" w:eastAsia="Consolas"/>
+                <w:sz w:val="18"/>
+              </w:rPr>
+              <w:t>tables</w:t>
+            </w:r>
+            <w:r>
+              <w:rPr>
+                <w:rFonts w:ascii="Times New Roman" w:hAnsi="Times New Roman" w:eastAsia="Batang"/>
+                <w:sz w:val="22"/>
+              </w:rPr>
+              <w:t xml:space="preserve">, </w:t>
+            </w:r>
+            <w:r>
+              <w:rPr>
+                <w:rFonts w:ascii="Consolas" w:hAnsi="Consolas" w:eastAsia="Consolas"/>
+                <w:sz w:val="18"/>
+              </w:rPr>
+              <w:t>excluded_schemas</w:t>
+            </w:r>
+            <w:r>
+              <w:rPr>
+                <w:rFonts w:ascii="Times New Roman" w:hAnsi="Times New Roman" w:eastAsia="Batang"/>
+                <w:sz w:val="22"/>
+              </w:rPr>
+              <w:t xml:space="preserve">, </w:t>
+            </w:r>
+            <w:r>
+              <w:rPr>
+                <w:rFonts w:ascii="Consolas" w:hAnsi="Consolas" w:eastAsia="Consolas"/>
+                <w:sz w:val="18"/>
+              </w:rPr>
+              <w:t>wide_numeric_as_decimal</w:t>
+            </w:r>
+            <w:r>
+              <w:rPr>
+                <w:rFonts w:ascii="Times New Roman" w:hAnsi="Times New Roman" w:eastAsia="Batang"/>
+                <w:sz w:val="22"/>
+              </w:rPr>
+              <w:t xml:space="preserve">, </w:t>
+            </w:r>
+            <w:r>
+              <w:rPr>
+                <w:rFonts w:ascii="Consolas" w:hAnsi="Consolas" w:eastAsia="Consolas"/>
+                <w:sz w:val="18"/>
+              </w:rPr>
+              <w:t>native_arrays</w:t>
+            </w:r>
+            <w:r>
+              <w:rPr>
+                <w:rFonts w:ascii="Times New Roman" w:hAnsi="Times New Roman" w:eastAsia="Batang"/>
+                <w:sz w:val="22"/>
+              </w:rPr>
+              <w:t xml:space="preserve">, </w:t>
+            </w:r>
+            <w:r>
+              <w:rPr>
+                <w:rFonts w:ascii="Consolas" w:hAnsi="Consolas" w:eastAsia="Consolas"/>
+                <w:sz w:val="18"/>
+              </w:rPr>
+              <w:t>expect_pg_major</w:t>
+            </w:r>
+            <w:r>
+              <w:rPr>
+                <w:rFonts w:ascii="Times New Roman" w:hAnsi="Times New Roman" w:eastAsia="Batang"/>
+                <w:sz w:val="22"/>
+              </w:rPr>
+              <w:t xml:space="preserve">, </w:t>
+            </w:r>
+            <w:r>
+              <w:rPr>
+                <w:rFonts w:ascii="Consolas" w:hAnsi="Consolas" w:eastAsia="Consolas"/>
+                <w:sz w:val="18"/>
+              </w:rPr>
+              <w:t>expect_tables</w:t>
+            </w:r>
+            <w:r>
+              <w:rPr>
+                <w:rFonts w:ascii="Times New Roman" w:hAnsi="Times New Roman" w:eastAsia="Batang"/>
+                <w:sz w:val="22"/>
+              </w:rPr>
+              <w:t xml:space="preserve">, </w:t>
+            </w:r>
+            <w:r>
+              <w:rPr>
+                <w:rFonts w:ascii="Consolas" w:hAnsi="Consolas" w:eastAsia="Consolas"/>
+                <w:sz w:val="18"/>
+              </w:rPr>
+              <w:t>max_field_bytes</w:t>
+            </w:r>
+            <w:r>
+              <w:rPr>
+                <w:rFonts w:ascii="Times New Roman" w:hAnsi="Times New Roman" w:eastAsia="Batang"/>
+                <w:sz w:val="22"/>
+              </w:rPr>
+              <w:t xml:space="preserve">, </w:t>
+            </w:r>
+            <w:r>
+              <w:rPr>
+                <w:rFonts w:ascii="Consolas" w:hAnsi="Consolas" w:eastAsia="Consolas"/>
+                <w:sz w:val="18"/>
+              </w:rPr>
+              <w:t>max_row_bytes</w:t>
+            </w:r>
+            <w:r>
+              <w:rPr>
+                <w:rFonts w:ascii="Times New Roman" w:hAnsi="Times New Roman" w:eastAsia="Batang"/>
+                <w:sz w:val="22"/>
+              </w:rPr>
+              <w:t xml:space="preserve">, </w:t>
+            </w:r>
+            <w:r>
+              <w:rPr>
+                <w:rFonts w:ascii="Consolas" w:hAnsi="Consolas" w:eastAsia="Consolas"/>
+                <w:sz w:val="18"/>
+              </w:rPr>
+              <w:t>max_columns</w:t>
+            </w:r>
+          </w:p>
+        </w:tc>
+        <w:tc>
+          <w:tcPr>
+            <w:tcW w:type="dxa" w:w="2351"/>
+          </w:tcPr>
+          <w:p/>
+        </w:tc>
+        <w:tc>
+          <w:tcPr>
+            <w:tcW w:type="dxa" w:w="2351"/>
+          </w:tcPr>
+          <w:p/>
+        </w:tc>
+        <w:tc>
+          <w:tcPr>
+            <w:tcW w:type="dxa" w:w="2351"/>
+          </w:tcPr>
+          <w:p>
+            <w:r>
+              <w:rPr>
+                <w:rFonts w:ascii="Times New Roman" w:hAnsi="Times New Roman" w:eastAsia="Batang"/>
+                <w:sz w:val="22"/>
+              </w:rPr>
+              <w:t xml:space="preserve">Exactly as on </w:t>
+            </w:r>
+            <w:r>
+              <w:rPr>
+                <w:rFonts w:ascii="Consolas" w:hAnsi="Consolas" w:eastAsia="Consolas"/>
+                <w:sz w:val="18"/>
+              </w:rPr>
+              <w:t>stream_dump_to_delta</w:t>
+            </w:r>
+            <w:r>
+              <w:rPr>
+                <w:rFonts w:ascii="Times New Roman" w:hAnsi="Times New Roman" w:eastAsia="Batang"/>
+                <w:sz w:val="22"/>
+              </w:rPr>
+              <w:t>; see Table 2-1</w:t>
+            </w:r>
+          </w:p>
+        </w:tc>
+      </w:tr>
+      <w:tr>
+        <w:tc>
+          <w:tcPr>
+            <w:tcW w:type="dxa" w:w="2351"/>
+          </w:tcPr>
+          <w:p>
+            <w:r>
+              <w:rPr>
+                <w:rFonts w:ascii="Consolas" w:hAnsi="Consolas" w:eastAsia="Consolas"/>
+                <w:sz w:val="18"/>
+              </w:rPr>
+              <w:t>progress</w:t>
+            </w:r>
+          </w:p>
+        </w:tc>
+        <w:tc>
+          <w:tcPr>
+            <w:tcW w:type="dxa" w:w="2351"/>
+          </w:tcPr>
+          <w:p>
+            <w:r>
+              <w:rPr>
+                <w:rFonts w:ascii="Times New Roman" w:hAnsi="Times New Roman" w:eastAsia="Batang"/>
+                <w:sz w:val="22"/>
+              </w:rPr>
+              <w:t xml:space="preserve">callable or </w:t>
+            </w:r>
+            <w:r>
+              <w:rPr>
+                <w:rFonts w:ascii="Consolas" w:hAnsi="Consolas" w:eastAsia="Consolas"/>
+                <w:sz w:val="18"/>
+              </w:rPr>
+              <w:t>None</w:t>
+            </w:r>
+          </w:p>
+        </w:tc>
+        <w:tc>
+          <w:tcPr>
+            <w:tcW w:type="dxa" w:w="2351"/>
+          </w:tcPr>
+          <w:p>
+            <w:r>
+              <w:rPr>
+                <w:rFonts w:ascii="Consolas" w:hAnsi="Consolas" w:eastAsia="Consolas"/>
+                <w:sz w:val="18"/>
+              </w:rPr>
+              <w:t>None</w:t>
+            </w:r>
+          </w:p>
+        </w:tc>
+        <w:tc>
+          <w:tcPr>
+            <w:tcW w:type="dxa" w:w="2351"/>
+          </w:tcPr>
+          <w:p>
+            <w:r>
+              <w:rPr>
+                <w:rFonts w:ascii="Times New Roman" w:hAnsi="Times New Roman" w:eastAsia="Batang"/>
+                <w:sz w:val="22"/>
+              </w:rPr>
+              <w:t>Called after each chunk and each table, in the same shape as Section 6. Raising, or Ctrl-C, aborts validation</w:t>
+            </w:r>
+          </w:p>
+        </w:tc>
+      </w:tr>
+    </w:tbl>
+    <w:p/>
+    <w:p>
+      <w:pPr>
+        <w:spacing w:line="384" w:lineRule="auto" w:after="120"/>
+        <w:jc w:val="both"/>
+      </w:pPr>
+      <w:r>
+        <w:rPr>
+          <w:rFonts w:ascii="Times New Roman" w:hAnsi="Times New Roman" w:eastAsia="Batang"/>
+          <w:sz w:val="22"/>
+        </w:rPr>
+        <w:t xml:space="preserve">Absent from this call, because they describe </w:t>
+      </w:r>
+      <w:r>
+        <w:rPr>
+          <w:rFonts w:ascii="Times New Roman" w:hAnsi="Times New Roman" w:eastAsia="Batang"/>
+          <w:i/>
+          <w:sz w:val="22"/>
+        </w:rPr>
+        <w:t>writing</w:t>
+      </w:r>
+      <w:r>
+        <w:rPr>
+          <w:rFonts w:ascii="Times New Roman" w:hAnsi="Times New Roman" w:eastAsia="Batang"/>
+          <w:sz w:val="22"/>
+        </w:rPr>
+        <w:t xml:space="preserve">, which never happens here: </w:t>
+      </w:r>
+      <w:r>
+        <w:rPr>
+          <w:rFonts w:ascii="Consolas" w:hAnsi="Consolas" w:eastAsia="Consolas"/>
+          <w:sz w:val="18"/>
+        </w:rPr>
+        <w:t>mode</w:t>
+      </w:r>
+      <w:r>
+        <w:rPr>
+          <w:rFonts w:ascii="Times New Roman" w:hAnsi="Times New Roman" w:eastAsia="Batang"/>
+          <w:sz w:val="22"/>
+        </w:rPr>
+        <w:t xml:space="preserve">, </w:t>
+      </w:r>
+      <w:r>
+        <w:rPr>
+          <w:rFonts w:ascii="Consolas" w:hAnsi="Consolas" w:eastAsia="Consolas"/>
+          <w:sz w:val="18"/>
+        </w:rPr>
+        <w:t>batch_rows</w:t>
+      </w:r>
+      <w:r>
+        <w:rPr>
+          <w:rFonts w:ascii="Times New Roman" w:hAnsi="Times New Roman" w:eastAsia="Batang"/>
+          <w:sz w:val="22"/>
+        </w:rPr>
+        <w:t xml:space="preserve">, </w:t>
+      </w:r>
+      <w:r>
+        <w:rPr>
+          <w:rFonts w:ascii="Consolas" w:hAnsi="Consolas" w:eastAsia="Consolas"/>
+          <w:sz w:val="18"/>
+        </w:rPr>
+        <w:t>batch_bytes</w:t>
+      </w:r>
+      <w:r>
+        <w:rPr>
+          <w:rFonts w:ascii="Times New Roman" w:hAnsi="Times New Roman" w:eastAsia="Batang"/>
+          <w:sz w:val="22"/>
+        </w:rPr>
+        <w:t xml:space="preserve">, </w:t>
+      </w:r>
+      <w:r>
+        <w:rPr>
+          <w:rFonts w:ascii="Consolas" w:hAnsi="Consolas" w:eastAsia="Consolas"/>
+          <w:sz w:val="18"/>
+        </w:rPr>
+        <w:t>threads</w:t>
+      </w:r>
+      <w:r>
+        <w:rPr>
+          <w:rFonts w:ascii="Times New Roman" w:hAnsi="Times New Roman" w:eastAsia="Batang"/>
+          <w:sz w:val="22"/>
+        </w:rPr>
+        <w:t xml:space="preserve">, </w:t>
+      </w:r>
+      <w:r>
+        <w:rPr>
+          <w:rFonts w:ascii="Consolas" w:hAnsi="Consolas" w:eastAsia="Consolas"/>
+          <w:sz w:val="18"/>
+        </w:rPr>
+        <w:t>commit_concurrency</w:t>
+      </w:r>
+      <w:r>
+        <w:rPr>
+          <w:rFonts w:ascii="Times New Roman" w:hAnsi="Times New Roman" w:eastAsia="Batang"/>
+          <w:sz w:val="22"/>
+        </w:rPr>
+        <w:t xml:space="preserve">, </w:t>
+      </w:r>
+      <w:r>
+        <w:rPr>
+          <w:rFonts w:ascii="Consolas" w:hAnsi="Consolas" w:eastAsia="Consolas"/>
+          <w:sz w:val="18"/>
+        </w:rPr>
+        <w:t>storage_options</w:t>
+      </w:r>
+      <w:r>
+        <w:rPr>
+          <w:rFonts w:ascii="Times New Roman" w:hAnsi="Times New Roman" w:eastAsia="Batang"/>
+          <w:sz w:val="22"/>
+        </w:rPr>
+        <w:t xml:space="preserve">, </w:t>
+      </w:r>
+      <w:r>
+        <w:rPr>
+          <w:rFonts w:ascii="Consolas" w:hAnsi="Consolas" w:eastAsia="Consolas"/>
+          <w:sz w:val="18"/>
+        </w:rPr>
+        <w:t>write_manifest</w:t>
+      </w:r>
+      <w:r>
+        <w:rPr>
+          <w:rFonts w:ascii="Times New Roman" w:hAnsi="Times New Roman" w:eastAsia="Batang"/>
+          <w:sz w:val="22"/>
+        </w:rPr>
+        <w:t>.</w:t>
+      </w:r>
+    </w:p>
+    <w:p>
+      <w:pPr>
+        <w:spacing w:line="384" w:lineRule="auto" w:after="120"/>
+        <w:jc w:val="both"/>
+      </w:pPr>
+      <w:r>
+        <w:rPr>
+          <w:rFonts w:ascii="Times New Roman" w:hAnsi="Times New Roman" w:eastAsia="Batang"/>
+          <w:sz w:val="22"/>
+        </w:rPr>
+        <w:t xml:space="preserve">Returns a </w:t>
+      </w:r>
+      <w:r>
+        <w:rPr>
+          <w:rFonts w:ascii="Consolas" w:hAnsi="Consolas" w:eastAsia="Consolas"/>
+          <w:sz w:val="18"/>
+        </w:rPr>
+        <w:t>ValidationReport</w:t>
+      </w:r>
+      <w:r>
+        <w:rPr>
+          <w:rFonts w:ascii="Times New Roman" w:hAnsi="Times New Roman" w:eastAsia="Batang"/>
+          <w:sz w:val="22"/>
+        </w:rPr>
+        <w:t xml:space="preserve"> (Chapter III, Section 5), or raises everything </w:t>
+      </w:r>
+      <w:r>
+        <w:rPr>
+          <w:rFonts w:ascii="Consolas" w:hAnsi="Consolas" w:eastAsia="Consolas"/>
+          <w:sz w:val="18"/>
+        </w:rPr>
+        <w:t>stream_dump_to_delta</w:t>
+      </w:r>
+      <w:r>
+        <w:rPr>
+          <w:rFonts w:ascii="Times New Roman" w:hAnsi="Times New Roman" w:eastAsia="Batang"/>
+          <w:sz w:val="22"/>
+        </w:rPr>
+        <w:t xml:space="preserve"> raises </w:t>
+      </w:r>
+      <w:r>
+        <w:rPr>
+          <w:rFonts w:ascii="Consolas" w:hAnsi="Consolas" w:eastAsia="Consolas"/>
+          <w:sz w:val="18"/>
+        </w:rPr>
+        <w:t>ValueError</w:t>
+      </w:r>
+      <w:r>
+        <w:rPr>
+          <w:rFonts w:ascii="Times New Roman" w:hAnsi="Times New Roman" w:eastAsia="Batang"/>
+          <w:sz w:val="22"/>
+        </w:rPr>
+        <w:t xml:space="preserve"> for (Table 2-2), except a schema change under </w:t>
+      </w:r>
+      <w:r>
+        <w:rPr>
+          <w:rFonts w:ascii="Consolas" w:hAnsi="Consolas" w:eastAsia="Consolas"/>
+          <w:sz w:val="18"/>
+        </w:rPr>
+        <w:t>append</w:t>
+      </w:r>
+      <w:r>
+        <w:rPr>
+          <w:rFonts w:ascii="Times New Roman" w:hAnsi="Times New Roman" w:eastAsia="Batang"/>
+          <w:sz w:val="22"/>
+        </w:rPr>
+        <w:t xml:space="preserve"> mode, which needs an existing Delta table to compare against and so cannot be detected here.</w:t>
+      </w:r>
+    </w:p>
+    <w:p>
+      <w:pPr>
+        <w:spacing w:line="384" w:lineRule="auto" w:after="120"/>
+        <w:jc w:val="both"/>
+      </w:pPr>
+      <w:r>
+        <w:rPr>
+          <w:rFonts w:ascii="Times New Roman" w:hAnsi="Times New Roman" w:eastAsia="Batang"/>
+          <w:b/>
+          <w:sz w:val="22"/>
+        </w:rPr>
+        <w:t>What this cannot catch.</w:t>
+      </w:r>
+      <w:r>
+        <w:rPr>
+          <w:rFonts w:ascii="Times New Roman" w:hAnsi="Times New Roman" w:eastAsia="Batang"/>
+          <w:sz w:val="22"/>
+        </w:rPr>
+        <w:t xml:space="preserve"> Schema drift against an existing Delta table: there is no target here to compare against. And a target that turns out to be unreachable, since none is opened. Both are genuine gaps, not oversights; run </w:t>
+      </w:r>
+      <w:r>
+        <w:rPr>
+          <w:rFonts w:ascii="Consolas" w:hAnsi="Consolas" w:eastAsia="Consolas"/>
+          <w:sz w:val="18"/>
+        </w:rPr>
+        <w:t>stream_dump_to_delta</w:t>
+      </w:r>
+      <w:r>
+        <w:rPr>
+          <w:rFonts w:ascii="Times New Roman" w:hAnsi="Times New Roman" w:eastAsia="Batang"/>
+          <w:sz w:val="22"/>
+        </w:rPr>
+        <w:t xml:space="preserve"> itself to learn either.</w:t>
       </w:r>
     </w:p>
     <w:p/>
@@ -4427,7 +5509,7 @@
                 <w:rFonts w:ascii="Times New Roman" w:hAnsi="Times New Roman" w:eastAsia="Batang"/>
                 <w:sz w:val="22"/>
               </w:rPr>
-              <w:t xml:space="preserve"> or </w:t>
+              <w:t xml:space="preserve">, </w:t>
             </w:r>
             <w:r>
               <w:rPr>
@@ -4435,6 +5517,41 @@
                 <w:sz w:val="18"/>
               </w:rPr>
               <w:t>"gzip"</w:t>
+            </w:r>
+            <w:r>
+              <w:rPr>
+                <w:rFonts w:ascii="Times New Roman" w:hAnsi="Times New Roman" w:eastAsia="Batang"/>
+                <w:sz w:val="22"/>
+              </w:rPr>
+              <w:t xml:space="preserve">, or </w:t>
+            </w:r>
+            <w:r>
+              <w:rPr>
+                <w:rFonts w:ascii="Consolas" w:hAnsi="Consolas" w:eastAsia="Consolas"/>
+                <w:sz w:val="18"/>
+              </w:rPr>
+              <w:t>"zstd"</w:t>
+            </w:r>
+            <w:r>
+              <w:rPr>
+                <w:rFonts w:ascii="Times New Roman" w:hAnsi="Times New Roman" w:eastAsia="Batang"/>
+                <w:sz w:val="22"/>
+              </w:rPr>
+              <w:t xml:space="preserve"> if the wheel was built with the </w:t>
+            </w:r>
+            <w:r>
+              <w:rPr>
+                <w:rFonts w:ascii="Consolas" w:hAnsi="Consolas" w:eastAsia="Consolas"/>
+                <w:sz w:val="18"/>
+              </w:rPr>
+              <w:t>zstd</w:t>
+            </w:r>
+            <w:r>
+              <w:rPr>
+                <w:rFonts w:ascii="Times New Roman" w:hAnsi="Times New Roman" w:eastAsia="Batang"/>
+                <w:sz w:val="22"/>
+              </w:rPr>
+              <w:t xml:space="preserve"> feature</w:t>
             </w:r>
           </w:p>
         </w:tc>
@@ -4726,7 +5843,7 @@
                 <w:rFonts w:ascii="Times New Roman" w:hAnsi="Times New Roman" w:eastAsia="Batang"/>
                 <w:sz w:val="22"/>
               </w:rPr>
-              <w:t>Identifies this run's rows in the load history. See Chapter III, Section 7</w:t>
+              <w:t>Identifies this run's rows in the load history. See Chapter V, Section 7</w:t>
             </w:r>
           </w:p>
         </w:tc>
@@ -5757,6 +6874,1031 @@
         <w:t xml:space="preserve"> block is scanned past, so its name is known and it is not counted as missing.</w:t>
       </w:r>
     </w:p>
+    <w:p>
+      <w:pPr>
+        <w:pStyle w:val="Heading2"/>
+      </w:pPr>
+      <w:r>
+        <w:rPr>
+          <w:rFonts w:ascii="Times New Roman" w:hAnsi="Times New Roman" w:eastAsia="Batang"/>
+          <w:b/>
+          <w:color w:val="000000"/>
+          <w:sz w:val="24"/>
+        </w:rPr>
+        <w:t xml:space="preserve">5. </w:t>
+      </w:r>
+      <w:r>
+        <w:rPr>
+          <w:rFonts w:ascii="Consolas" w:hAnsi="Consolas" w:eastAsia="Consolas"/>
+          <w:b/>
+          <w:color w:val="000000"/>
+          <w:sz w:val="24"/>
+        </w:rPr>
+        <w:t>ValidationReport</w:t>
+      </w:r>
+    </w:p>
+    <w:p>
+      <w:pPr>
+        <w:spacing w:line="384" w:lineRule="auto" w:after="120"/>
+        <w:jc w:val="both"/>
+      </w:pPr>
+      <w:r>
+        <w:rPr>
+          <w:rFonts w:ascii="Consolas" w:hAnsi="Consolas" w:eastAsia="Consolas"/>
+          <w:sz w:val="18"/>
+        </w:rPr>
+        <w:t>&lt;Table 3-3&gt;</w:t>
+      </w:r>
+      <w:r>
+        <w:rPr>
+          <w:rFonts w:ascii="Times New Roman" w:hAnsi="Times New Roman" w:eastAsia="Batang"/>
+          <w:sz w:val="22"/>
+        </w:rPr>
+        <w:t xml:space="preserve"> Fields of </w:t>
+      </w:r>
+      <w:r>
+        <w:rPr>
+          <w:rFonts w:ascii="Consolas" w:hAnsi="Consolas" w:eastAsia="Consolas"/>
+          <w:sz w:val="18"/>
+        </w:rPr>
+        <w:t>ValidationReport</w:t>
+      </w:r>
+    </w:p>
+    <w:tbl>
+      <w:tblPr>
+        <w:tblStyle w:val="TableGrid"/>
+        <w:tblW w:type="auto" w:w="0"/>
+        <w:jc w:val="center"/>
+        <w:tblLook w:firstColumn="1" w:firstRow="1" w:lastColumn="0" w:lastRow="0" w:noHBand="0" w:noVBand="1" w:val="04A0"/>
+      </w:tblPr>
+      <w:tblGrid>
+        <w:gridCol w:w="3135"/>
+        <w:gridCol w:w="3135"/>
+        <w:gridCol w:w="3135"/>
+      </w:tblGrid>
+      <w:tr>
+        <w:tc>
+          <w:tcPr>
+            <w:tcW w:type="dxa" w:w="3135"/>
+          </w:tcPr>
+          <w:p>
+            <w:pPr>
+              <w:jc w:val="center"/>
+            </w:pPr>
+            <w:r>
+              <w:rPr>
+                <w:rFonts w:ascii="Times New Roman" w:hAnsi="Times New Roman" w:eastAsia="Batang"/>
+                <w:b/>
+                <w:sz w:val="22"/>
+              </w:rPr>
+              <w:t>Field</w:t>
+            </w:r>
+          </w:p>
+        </w:tc>
+        <w:tc>
+          <w:tcPr>
+            <w:tcW w:type="dxa" w:w="3135"/>
+          </w:tcPr>
+          <w:p>
+            <w:pPr>
+              <w:jc w:val="center"/>
+            </w:pPr>
+            <w:r>
+              <w:rPr>
+                <w:rFonts w:ascii="Times New Roman" w:hAnsi="Times New Roman" w:eastAsia="Batang"/>
+                <w:b/>
+                <w:sz w:val="22"/>
+              </w:rPr>
+              <w:t>Type</w:t>
+            </w:r>
+          </w:p>
+        </w:tc>
+        <w:tc>
+          <w:tcPr>
+            <w:tcW w:type="dxa" w:w="3135"/>
+          </w:tcPr>
+          <w:p>
+            <w:pPr>
+              <w:jc w:val="center"/>
+            </w:pPr>
+            <w:r>
+              <w:rPr>
+                <w:rFonts w:ascii="Times New Roman" w:hAnsi="Times New Roman" w:eastAsia="Batang"/>
+                <w:b/>
+                <w:sz w:val="22"/>
+              </w:rPr>
+              <w:t>Meaning</w:t>
+            </w:r>
+          </w:p>
+        </w:tc>
+      </w:tr>
+      <w:tr>
+        <w:tc>
+          <w:tcPr>
+            <w:tcW w:type="dxa" w:w="3135"/>
+          </w:tcPr>
+          <w:p>
+            <w:r>
+              <w:rPr>
+                <w:rFonts w:ascii="Consolas" w:hAnsi="Consolas" w:eastAsia="Consolas"/>
+                <w:sz w:val="18"/>
+              </w:rPr>
+              <w:t>dumped_by</w:t>
+            </w:r>
+          </w:p>
+        </w:tc>
+        <w:tc>
+          <w:tcPr>
+            <w:tcW w:type="dxa" w:w="3135"/>
+          </w:tcPr>
+          <w:p>
+            <w:r>
+              <w:rPr>
+                <w:rFonts w:ascii="Consolas" w:hAnsi="Consolas" w:eastAsia="Consolas"/>
+                <w:sz w:val="18"/>
+              </w:rPr>
+              <w:t>int</w:t>
+            </w:r>
+          </w:p>
+        </w:tc>
+        <w:tc>
+          <w:tcPr>
+            <w:tcW w:type="dxa" w:w="3135"/>
+          </w:tcPr>
+          <w:p>
+            <w:r>
+              <w:rPr>
+                <w:rFonts w:ascii="Consolas" w:hAnsi="Consolas" w:eastAsia="Consolas"/>
+                <w:sz w:val="18"/>
+              </w:rPr>
+              <w:t>pg_dump</w:t>
+            </w:r>
+            <w:r>
+              <w:rPr>
+                <w:rFonts w:ascii="Times New Roman" w:hAnsi="Times New Roman" w:eastAsia="Batang"/>
+                <w:sz w:val="22"/>
+              </w:rPr>
+              <w:t xml:space="preserve"> major version that wrote the dump, from the preamble</w:t>
+            </w:r>
+          </w:p>
+        </w:tc>
+      </w:tr>
+      <w:tr>
+        <w:tc>
+          <w:tcPr>
+            <w:tcW w:type="dxa" w:w="3135"/>
+          </w:tcPr>
+          <w:p>
+            <w:r>
+              <w:rPr>
+                <w:rFonts w:ascii="Consolas" w:hAnsi="Consolas" w:eastAsia="Consolas"/>
+                <w:sz w:val="18"/>
+              </w:rPr>
+              <w:t>from_database</w:t>
+            </w:r>
+          </w:p>
+        </w:tc>
+        <w:tc>
+          <w:tcPr>
+            <w:tcW w:type="dxa" w:w="3135"/>
+          </w:tcPr>
+          <w:p>
+            <w:r>
+              <w:rPr>
+                <w:rFonts w:ascii="Consolas" w:hAnsi="Consolas" w:eastAsia="Consolas"/>
+                <w:sz w:val="18"/>
+              </w:rPr>
+              <w:t>int</w:t>
+            </w:r>
+            <w:r>
+              <w:rPr>
+                <w:rFonts w:ascii="Times New Roman" w:hAnsi="Times New Roman" w:eastAsia="Batang"/>
+                <w:sz w:val="22"/>
+              </w:rPr>
+              <w:t xml:space="preserve"> or </w:t>
+            </w:r>
+            <w:r>
+              <w:rPr>
+                <w:rFonts w:ascii="Consolas" w:hAnsi="Consolas" w:eastAsia="Consolas"/>
+                <w:sz w:val="18"/>
+              </w:rPr>
+              <w:t>None</w:t>
+            </w:r>
+          </w:p>
+        </w:tc>
+        <w:tc>
+          <w:tcPr>
+            <w:tcW w:type="dxa" w:w="3135"/>
+          </w:tcPr>
+          <w:p>
+            <w:r>
+              <w:rPr>
+                <w:rFonts w:ascii="Times New Roman" w:hAnsi="Times New Roman" w:eastAsia="Batang"/>
+                <w:sz w:val="22"/>
+              </w:rPr>
+              <w:t>Source server major version, when the preamble stated one</w:t>
+            </w:r>
+          </w:p>
+        </w:tc>
+      </w:tr>
+      <w:tr>
+        <w:tc>
+          <w:tcPr>
+            <w:tcW w:type="dxa" w:w="3135"/>
+          </w:tcPr>
+          <w:p>
+            <w:r>
+              <w:rPr>
+                <w:rFonts w:ascii="Consolas" w:hAnsi="Consolas" w:eastAsia="Consolas"/>
+                <w:sz w:val="18"/>
+              </w:rPr>
+              <w:t>compression</w:t>
+            </w:r>
+          </w:p>
+        </w:tc>
+        <w:tc>
+          <w:tcPr>
+            <w:tcW w:type="dxa" w:w="3135"/>
+          </w:tcPr>
+          <w:p>
+            <w:r>
+              <w:rPr>
+                <w:rFonts w:ascii="Consolas" w:hAnsi="Consolas" w:eastAsia="Consolas"/>
+                <w:sz w:val="18"/>
+              </w:rPr>
+              <w:t>str</w:t>
+            </w:r>
+          </w:p>
+        </w:tc>
+        <w:tc>
+          <w:tcPr>
+            <w:tcW w:type="dxa" w:w="3135"/>
+          </w:tcPr>
+          <w:p>
+            <w:r>
+              <w:rPr>
+                <w:rFonts w:ascii="Times New Roman" w:hAnsi="Times New Roman" w:eastAsia="Batang"/>
+                <w:sz w:val="22"/>
+              </w:rPr>
+              <w:t xml:space="preserve">Compression detected on the input: </w:t>
+            </w:r>
+            <w:r>
+              <w:rPr>
+                <w:rFonts w:ascii="Consolas" w:hAnsi="Consolas" w:eastAsia="Consolas"/>
+                <w:sz w:val="18"/>
+              </w:rPr>
+              <w:t>"none"</w:t>
+            </w:r>
+            <w:r>
+              <w:rPr>
+                <w:rFonts w:ascii="Times New Roman" w:hAnsi="Times New Roman" w:eastAsia="Batang"/>
+                <w:sz w:val="22"/>
+              </w:rPr>
+              <w:t xml:space="preserve">, </w:t>
+            </w:r>
+            <w:r>
+              <w:rPr>
+                <w:rFonts w:ascii="Consolas" w:hAnsi="Consolas" w:eastAsia="Consolas"/>
+                <w:sz w:val="18"/>
+              </w:rPr>
+              <w:t>"gzip"</w:t>
+            </w:r>
+            <w:r>
+              <w:rPr>
+                <w:rFonts w:ascii="Times New Roman" w:hAnsi="Times New Roman" w:eastAsia="Batang"/>
+                <w:sz w:val="22"/>
+              </w:rPr>
+              <w:t xml:space="preserve">, or </w:t>
+            </w:r>
+            <w:r>
+              <w:rPr>
+                <w:rFonts w:ascii="Consolas" w:hAnsi="Consolas" w:eastAsia="Consolas"/>
+                <w:sz w:val="18"/>
+              </w:rPr>
+              <w:t>"zstd"</w:t>
+            </w:r>
+            <w:r>
+              <w:rPr>
+                <w:rFonts w:ascii="Times New Roman" w:hAnsi="Times New Roman" w:eastAsia="Batang"/>
+                <w:sz w:val="22"/>
+              </w:rPr>
+              <w:t xml:space="preserve"> if the wheel was built with the </w:t>
+            </w:r>
+            <w:r>
+              <w:rPr>
+                <w:rFonts w:ascii="Consolas" w:hAnsi="Consolas" w:eastAsia="Consolas"/>
+                <w:sz w:val="18"/>
+              </w:rPr>
+              <w:t>zstd</w:t>
+            </w:r>
+            <w:r>
+              <w:rPr>
+                <w:rFonts w:ascii="Times New Roman" w:hAnsi="Times New Roman" w:eastAsia="Batang"/>
+                <w:sz w:val="22"/>
+              </w:rPr>
+              <w:t xml:space="preserve"> feature</w:t>
+            </w:r>
+          </w:p>
+        </w:tc>
+      </w:tr>
+      <w:tr>
+        <w:tc>
+          <w:tcPr>
+            <w:tcW w:type="dxa" w:w="3135"/>
+          </w:tcPr>
+          <w:p>
+            <w:r>
+              <w:rPr>
+                <w:rFonts w:ascii="Consolas" w:hAnsi="Consolas" w:eastAsia="Consolas"/>
+                <w:sz w:val="18"/>
+              </w:rPr>
+              <w:t>bytes_read</w:t>
+            </w:r>
+          </w:p>
+        </w:tc>
+        <w:tc>
+          <w:tcPr>
+            <w:tcW w:type="dxa" w:w="3135"/>
+          </w:tcPr>
+          <w:p>
+            <w:r>
+              <w:rPr>
+                <w:rFonts w:ascii="Consolas" w:hAnsi="Consolas" w:eastAsia="Consolas"/>
+                <w:sz w:val="18"/>
+              </w:rPr>
+              <w:t>int</w:t>
+            </w:r>
+          </w:p>
+        </w:tc>
+        <w:tc>
+          <w:tcPr>
+            <w:tcW w:type="dxa" w:w="3135"/>
+          </w:tcPr>
+          <w:p>
+            <w:r>
+              <w:rPr>
+                <w:rFonts w:ascii="Times New Roman" w:hAnsi="Times New Roman" w:eastAsia="Batang"/>
+                <w:sz w:val="22"/>
+              </w:rPr>
+              <w:t>Bytes taken from the input, counted before decompression</w:t>
+            </w:r>
+          </w:p>
+        </w:tc>
+      </w:tr>
+      <w:tr>
+        <w:tc>
+          <w:tcPr>
+            <w:tcW w:type="dxa" w:w="3135"/>
+          </w:tcPr>
+          <w:p>
+            <w:r>
+              <w:rPr>
+                <w:rFonts w:ascii="Consolas" w:hAnsi="Consolas" w:eastAsia="Consolas"/>
+                <w:sz w:val="18"/>
+              </w:rPr>
+              <w:t>total_rows</w:t>
+            </w:r>
+          </w:p>
+        </w:tc>
+        <w:tc>
+          <w:tcPr>
+            <w:tcW w:type="dxa" w:w="3135"/>
+          </w:tcPr>
+          <w:p>
+            <w:r>
+              <w:rPr>
+                <w:rFonts w:ascii="Consolas" w:hAnsi="Consolas" w:eastAsia="Consolas"/>
+                <w:sz w:val="18"/>
+              </w:rPr>
+              <w:t>int</w:t>
+            </w:r>
+          </w:p>
+        </w:tc>
+        <w:tc>
+          <w:tcPr>
+            <w:tcW w:type="dxa" w:w="3135"/>
+          </w:tcPr>
+          <w:p>
+            <w:r>
+              <w:rPr>
+                <w:rFonts w:ascii="Times New Roman" w:hAnsi="Times New Roman" w:eastAsia="Batang"/>
+                <w:sz w:val="22"/>
+              </w:rPr>
+              <w:t>Rows decoded across every validated table</w:t>
+            </w:r>
+          </w:p>
+        </w:tc>
+      </w:tr>
+      <w:tr>
+        <w:tc>
+          <w:tcPr>
+            <w:tcW w:type="dxa" w:w="3135"/>
+          </w:tcPr>
+          <w:p>
+            <w:r>
+              <w:rPr>
+                <w:rFonts w:ascii="Consolas" w:hAnsi="Consolas" w:eastAsia="Consolas"/>
+                <w:sz w:val="18"/>
+              </w:rPr>
+              <w:t>tables</w:t>
+            </w:r>
+          </w:p>
+        </w:tc>
+        <w:tc>
+          <w:tcPr>
+            <w:tcW w:type="dxa" w:w="3135"/>
+          </w:tcPr>
+          <w:p>
+            <w:r>
+              <w:rPr>
+                <w:rFonts w:ascii="Consolas" w:hAnsi="Consolas" w:eastAsia="Consolas"/>
+                <w:sz w:val="18"/>
+              </w:rPr>
+              <w:t>list[TableValidation]</w:t>
+            </w:r>
+          </w:p>
+        </w:tc>
+        <w:tc>
+          <w:tcPr>
+            <w:tcW w:type="dxa" w:w="3135"/>
+          </w:tcPr>
+          <w:p>
+            <w:r>
+              <w:rPr>
+                <w:rFonts w:ascii="Times New Roman" w:hAnsi="Times New Roman" w:eastAsia="Batang"/>
+                <w:sz w:val="22"/>
+              </w:rPr>
+              <w:t>One entry per validated table, in the order their blocks closed</w:t>
+            </w:r>
+          </w:p>
+        </w:tc>
+      </w:tr>
+      <w:tr>
+        <w:tc>
+          <w:tcPr>
+            <w:tcW w:type="dxa" w:w="3135"/>
+          </w:tcPr>
+          <w:p>
+            <w:r>
+              <w:rPr>
+                <w:rFonts w:ascii="Consolas" w:hAnsi="Consolas" w:eastAsia="Consolas"/>
+                <w:sz w:val="18"/>
+              </w:rPr>
+              <w:t>missing_tables</w:t>
+            </w:r>
+          </w:p>
+        </w:tc>
+        <w:tc>
+          <w:tcPr>
+            <w:tcW w:type="dxa" w:w="3135"/>
+          </w:tcPr>
+          <w:p>
+            <w:r>
+              <w:rPr>
+                <w:rFonts w:ascii="Consolas" w:hAnsi="Consolas" w:eastAsia="Consolas"/>
+                <w:sz w:val="18"/>
+              </w:rPr>
+              <w:t>list[str]</w:t>
+            </w:r>
+          </w:p>
+        </w:tc>
+        <w:tc>
+          <w:tcPr>
+            <w:tcW w:type="dxa" w:w="3135"/>
+          </w:tcPr>
+          <w:p>
+            <w:r>
+              <w:rPr>
+                <w:rFonts w:ascii="Times New Roman" w:hAnsi="Times New Roman" w:eastAsia="Batang"/>
+                <w:sz w:val="22"/>
+              </w:rPr>
+              <w:t>Expected names the dump did not contain. See Section 4</w:t>
+            </w:r>
+          </w:p>
+        </w:tc>
+      </w:tr>
+      <w:tr>
+        <w:tc>
+          <w:tcPr>
+            <w:tcW w:type="dxa" w:w="3135"/>
+          </w:tcPr>
+          <w:p>
+            <w:r>
+              <w:rPr>
+                <w:rFonts w:ascii="Consolas" w:hAnsi="Consolas" w:eastAsia="Consolas"/>
+                <w:sz w:val="18"/>
+              </w:rPr>
+              <w:t>unexpected_tables</w:t>
+            </w:r>
+          </w:p>
+        </w:tc>
+        <w:tc>
+          <w:tcPr>
+            <w:tcW w:type="dxa" w:w="3135"/>
+          </w:tcPr>
+          <w:p>
+            <w:r>
+              <w:rPr>
+                <w:rFonts w:ascii="Consolas" w:hAnsi="Consolas" w:eastAsia="Consolas"/>
+                <w:sz w:val="18"/>
+              </w:rPr>
+              <w:t>list[str]</w:t>
+            </w:r>
+          </w:p>
+        </w:tc>
+        <w:tc>
+          <w:tcPr>
+            <w:tcW w:type="dxa" w:w="3135"/>
+          </w:tcPr>
+          <w:p>
+            <w:r>
+              <w:rPr>
+                <w:rFonts w:ascii="Times New Roman" w:hAnsi="Times New Roman" w:eastAsia="Batang"/>
+                <w:sz w:val="22"/>
+              </w:rPr>
+              <w:t xml:space="preserve">Names the dump contained that </w:t>
+            </w:r>
+            <w:r>
+              <w:rPr>
+                <w:rFonts w:ascii="Consolas" w:hAnsi="Consolas" w:eastAsia="Consolas"/>
+                <w:sz w:val="18"/>
+              </w:rPr>
+              <w:t>expect_tables</w:t>
+            </w:r>
+            <w:r>
+              <w:rPr>
+                <w:rFonts w:ascii="Times New Roman" w:hAnsi="Times New Roman" w:eastAsia="Batang"/>
+                <w:sz w:val="22"/>
+              </w:rPr>
+              <w:t xml:space="preserve"> did not list</w:t>
+            </w:r>
+          </w:p>
+        </w:tc>
+      </w:tr>
+    </w:tbl>
+    <w:p/>
+    <w:p>
+      <w:pPr>
+        <w:spacing w:line="384" w:lineRule="auto" w:after="120"/>
+        <w:jc w:val="both"/>
+      </w:pPr>
+      <w:r>
+        <w:rPr>
+          <w:rFonts w:ascii="Times New Roman" w:hAnsi="Times New Roman" w:eastAsia="Batang"/>
+          <w:sz w:val="22"/>
+        </w:rPr>
+        <w:t xml:space="preserve">A trimmed </w:t>
+      </w:r>
+      <w:r>
+        <w:rPr>
+          <w:rFonts w:ascii="Consolas" w:hAnsi="Consolas" w:eastAsia="Consolas"/>
+          <w:sz w:val="18"/>
+        </w:rPr>
+        <w:t>LoadReport</w:t>
+      </w:r>
+      <w:r>
+        <w:rPr>
+          <w:rFonts w:ascii="Times New Roman" w:hAnsi="Times New Roman" w:eastAsia="Batang"/>
+          <w:sz w:val="22"/>
+        </w:rPr>
+        <w:t xml:space="preserve">: no </w:t>
+      </w:r>
+      <w:r>
+        <w:rPr>
+          <w:rFonts w:ascii="Consolas" w:hAnsi="Consolas" w:eastAsia="Consolas"/>
+          <w:sz w:val="18"/>
+        </w:rPr>
+        <w:t>load_id</w:t>
+      </w:r>
+      <w:r>
+        <w:rPr>
+          <w:rFonts w:ascii="Times New Roman" w:hAnsi="Times New Roman" w:eastAsia="Batang"/>
+          <w:sz w:val="22"/>
+        </w:rPr>
+        <w:t xml:space="preserve">, since </w:t>
+      </w:r>
+      <w:r>
+        <w:rPr>
+          <w:rFonts w:ascii="Consolas" w:hAnsi="Consolas" w:eastAsia="Consolas"/>
+          <w:sz w:val="18"/>
+        </w:rPr>
+        <w:t>validate_dump</w:t>
+      </w:r>
+      <w:r>
+        <w:rPr>
+          <w:rFonts w:ascii="Times New Roman" w:hAnsi="Times New Roman" w:eastAsia="Batang"/>
+          <w:sz w:val="22"/>
+        </w:rPr>
+        <w:t xml:space="preserve"> writes nothing to a load history. Everything else has the identical meaning, and Section 3's reading of </w:t>
+      </w:r>
+      <w:r>
+        <w:rPr>
+          <w:rFonts w:ascii="Consolas" w:hAnsi="Consolas" w:eastAsia="Consolas"/>
+          <w:sz w:val="18"/>
+        </w:rPr>
+        <w:t>null_substitutions</w:t>
+      </w:r>
+      <w:r>
+        <w:rPr>
+          <w:rFonts w:ascii="Times New Roman" w:hAnsi="Times New Roman" w:eastAsia="Batang"/>
+          <w:sz w:val="22"/>
+        </w:rPr>
+        <w:t xml:space="preserve"> and </w:t>
+      </w:r>
+      <w:r>
+        <w:rPr>
+          <w:rFonts w:ascii="Consolas" w:hAnsi="Consolas" w:eastAsia="Consolas"/>
+          <w:sz w:val="18"/>
+        </w:rPr>
+        <w:t>text_fallback_columns</w:t>
+      </w:r>
+      <w:r>
+        <w:rPr>
+          <w:rFonts w:ascii="Times New Roman" w:hAnsi="Times New Roman" w:eastAsia="Batang"/>
+          <w:sz w:val="22"/>
+        </w:rPr>
+        <w:t xml:space="preserve"> (Section 6, below) applies unchanged.</w:t>
+      </w:r>
+    </w:p>
+    <w:p>
+      <w:pPr>
+        <w:pStyle w:val="Heading2"/>
+      </w:pPr>
+      <w:r>
+        <w:rPr>
+          <w:rFonts w:ascii="Times New Roman" w:hAnsi="Times New Roman" w:eastAsia="Batang"/>
+          <w:b/>
+          <w:color w:val="000000"/>
+          <w:sz w:val="24"/>
+        </w:rPr>
+        <w:t xml:space="preserve">6. </w:t>
+      </w:r>
+      <w:r>
+        <w:rPr>
+          <w:rFonts w:ascii="Consolas" w:hAnsi="Consolas" w:eastAsia="Consolas"/>
+          <w:b/>
+          <w:color w:val="000000"/>
+          <w:sz w:val="24"/>
+        </w:rPr>
+        <w:t>TableValidation</w:t>
+      </w:r>
+    </w:p>
+    <w:p>
+      <w:pPr>
+        <w:spacing w:line="384" w:lineRule="auto" w:after="120"/>
+        <w:jc w:val="both"/>
+      </w:pPr>
+      <w:r>
+        <w:rPr>
+          <w:rFonts w:ascii="Consolas" w:hAnsi="Consolas" w:eastAsia="Consolas"/>
+          <w:sz w:val="18"/>
+        </w:rPr>
+        <w:t>&lt;Table 3-4&gt;</w:t>
+      </w:r>
+      <w:r>
+        <w:rPr>
+          <w:rFonts w:ascii="Times New Roman" w:hAnsi="Times New Roman" w:eastAsia="Batang"/>
+          <w:sz w:val="22"/>
+        </w:rPr>
+        <w:t xml:space="preserve"> Fields of </w:t>
+      </w:r>
+      <w:r>
+        <w:rPr>
+          <w:rFonts w:ascii="Consolas" w:hAnsi="Consolas" w:eastAsia="Consolas"/>
+          <w:sz w:val="18"/>
+        </w:rPr>
+        <w:t>TableValidation</w:t>
+      </w:r>
+    </w:p>
+    <w:tbl>
+      <w:tblPr>
+        <w:tblStyle w:val="TableGrid"/>
+        <w:tblW w:type="auto" w:w="0"/>
+        <w:jc w:val="center"/>
+        <w:tblLook w:firstColumn="1" w:firstRow="1" w:lastColumn="0" w:lastRow="0" w:noHBand="0" w:noVBand="1" w:val="04A0"/>
+      </w:tblPr>
+      <w:tblGrid>
+        <w:gridCol w:w="3135"/>
+        <w:gridCol w:w="3135"/>
+        <w:gridCol w:w="3135"/>
+      </w:tblGrid>
+      <w:tr>
+        <w:tc>
+          <w:tcPr>
+            <w:tcW w:type="dxa" w:w="3135"/>
+          </w:tcPr>
+          <w:p>
+            <w:pPr>
+              <w:jc w:val="center"/>
+            </w:pPr>
+            <w:r>
+              <w:rPr>
+                <w:rFonts w:ascii="Times New Roman" w:hAnsi="Times New Roman" w:eastAsia="Batang"/>
+                <w:b/>
+                <w:sz w:val="22"/>
+              </w:rPr>
+              <w:t>Field</w:t>
+            </w:r>
+          </w:p>
+        </w:tc>
+        <w:tc>
+          <w:tcPr>
+            <w:tcW w:type="dxa" w:w="3135"/>
+          </w:tcPr>
+          <w:p>
+            <w:pPr>
+              <w:jc w:val="center"/>
+            </w:pPr>
+            <w:r>
+              <w:rPr>
+                <w:rFonts w:ascii="Times New Roman" w:hAnsi="Times New Roman" w:eastAsia="Batang"/>
+                <w:b/>
+                <w:sz w:val="22"/>
+              </w:rPr>
+              <w:t>Type</w:t>
+            </w:r>
+          </w:p>
+        </w:tc>
+        <w:tc>
+          <w:tcPr>
+            <w:tcW w:type="dxa" w:w="3135"/>
+          </w:tcPr>
+          <w:p>
+            <w:pPr>
+              <w:jc w:val="center"/>
+            </w:pPr>
+            <w:r>
+              <w:rPr>
+                <w:rFonts w:ascii="Times New Roman" w:hAnsi="Times New Roman" w:eastAsia="Batang"/>
+                <w:b/>
+                <w:sz w:val="22"/>
+              </w:rPr>
+              <w:t>Meaning</w:t>
+            </w:r>
+          </w:p>
+        </w:tc>
+      </w:tr>
+      <w:tr>
+        <w:tc>
+          <w:tcPr>
+            <w:tcW w:type="dxa" w:w="3135"/>
+          </w:tcPr>
+          <w:p>
+            <w:r>
+              <w:rPr>
+                <w:rFonts w:ascii="Consolas" w:hAnsi="Consolas" w:eastAsia="Consolas"/>
+                <w:sz w:val="18"/>
+              </w:rPr>
+              <w:t>table</w:t>
+            </w:r>
+          </w:p>
+        </w:tc>
+        <w:tc>
+          <w:tcPr>
+            <w:tcW w:type="dxa" w:w="3135"/>
+          </w:tcPr>
+          <w:p>
+            <w:r>
+              <w:rPr>
+                <w:rFonts w:ascii="Consolas" w:hAnsi="Consolas" w:eastAsia="Consolas"/>
+                <w:sz w:val="18"/>
+              </w:rPr>
+              <w:t>str</w:t>
+            </w:r>
+          </w:p>
+        </w:tc>
+        <w:tc>
+          <w:tcPr>
+            <w:tcW w:type="dxa" w:w="3135"/>
+          </w:tcPr>
+          <w:p>
+            <w:r>
+              <w:rPr>
+                <w:rFonts w:ascii="Times New Roman" w:hAnsi="Times New Roman" w:eastAsia="Batang"/>
+                <w:sz w:val="22"/>
+              </w:rPr>
+              <w:t>Qualified name as written in the dump</w:t>
+            </w:r>
+          </w:p>
+        </w:tc>
+      </w:tr>
+      <w:tr>
+        <w:tc>
+          <w:tcPr>
+            <w:tcW w:type="dxa" w:w="3135"/>
+          </w:tcPr>
+          <w:p>
+            <w:r>
+              <w:rPr>
+                <w:rFonts w:ascii="Consolas" w:hAnsi="Consolas" w:eastAsia="Consolas"/>
+                <w:sz w:val="18"/>
+              </w:rPr>
+              <w:t>rows</w:t>
+            </w:r>
+          </w:p>
+        </w:tc>
+        <w:tc>
+          <w:tcPr>
+            <w:tcW w:type="dxa" w:w="3135"/>
+          </w:tcPr>
+          <w:p>
+            <w:r>
+              <w:rPr>
+                <w:rFonts w:ascii="Consolas" w:hAnsi="Consolas" w:eastAsia="Consolas"/>
+                <w:sz w:val="18"/>
+              </w:rPr>
+              <w:t>int</w:t>
+            </w:r>
+          </w:p>
+        </w:tc>
+        <w:tc>
+          <w:tcPr>
+            <w:tcW w:type="dxa" w:w="3135"/>
+          </w:tcPr>
+          <w:p>
+            <w:r>
+              <w:rPr>
+                <w:rFonts w:ascii="Times New Roman" w:hAnsi="Times New Roman" w:eastAsia="Batang"/>
+                <w:sz w:val="22"/>
+              </w:rPr>
+              <w:t xml:space="preserve">Rows decoded from this table's </w:t>
+            </w:r>
+            <w:r>
+              <w:rPr>
+                <w:rFonts w:ascii="Consolas" w:hAnsi="Consolas" w:eastAsia="Consolas"/>
+                <w:sz w:val="18"/>
+              </w:rPr>
+              <w:t>COPY</w:t>
+            </w:r>
+            <w:r>
+              <w:rPr>
+                <w:rFonts w:ascii="Times New Roman" w:hAnsi="Times New Roman" w:eastAsia="Batang"/>
+                <w:sz w:val="22"/>
+              </w:rPr>
+              <w:t xml:space="preserve"> block</w:t>
+            </w:r>
+          </w:p>
+        </w:tc>
+      </w:tr>
+      <w:tr>
+        <w:tc>
+          <w:tcPr>
+            <w:tcW w:type="dxa" w:w="3135"/>
+          </w:tcPr>
+          <w:p>
+            <w:r>
+              <w:rPr>
+                <w:rFonts w:ascii="Consolas" w:hAnsi="Consolas" w:eastAsia="Consolas"/>
+                <w:sz w:val="18"/>
+              </w:rPr>
+              <w:t>null_substitutions</w:t>
+            </w:r>
+          </w:p>
+        </w:tc>
+        <w:tc>
+          <w:tcPr>
+            <w:tcW w:type="dxa" w:w="3135"/>
+          </w:tcPr>
+          <w:p>
+            <w:r>
+              <w:rPr>
+                <w:rFonts w:ascii="Consolas" w:hAnsi="Consolas" w:eastAsia="Consolas"/>
+                <w:sz w:val="18"/>
+              </w:rPr>
+              <w:t>dict[str, int]</w:t>
+            </w:r>
+          </w:p>
+        </w:tc>
+        <w:tc>
+          <w:tcPr>
+            <w:tcW w:type="dxa" w:w="3135"/>
+          </w:tcPr>
+          <w:p>
+            <w:r>
+              <w:rPr>
+                <w:rFonts w:ascii="Times New Roman" w:hAnsi="Times New Roman" w:eastAsia="Batang"/>
+                <w:sz w:val="22"/>
+              </w:rPr>
+              <w:t>Per column, values that would be stored as NULL because the Arrow type could not represent them</w:t>
+            </w:r>
+          </w:p>
+        </w:tc>
+      </w:tr>
+      <w:tr>
+        <w:tc>
+          <w:tcPr>
+            <w:tcW w:type="dxa" w:w="3135"/>
+          </w:tcPr>
+          <w:p>
+            <w:r>
+              <w:rPr>
+                <w:rFonts w:ascii="Consolas" w:hAnsi="Consolas" w:eastAsia="Consolas"/>
+                <w:sz w:val="18"/>
+              </w:rPr>
+              <w:t>text_fallback_columns</w:t>
+            </w:r>
+          </w:p>
+        </w:tc>
+        <w:tc>
+          <w:tcPr>
+            <w:tcW w:type="dxa" w:w="3135"/>
+          </w:tcPr>
+          <w:p>
+            <w:r>
+              <w:rPr>
+                <w:rFonts w:ascii="Consolas" w:hAnsi="Consolas" w:eastAsia="Consolas"/>
+                <w:sz w:val="18"/>
+              </w:rPr>
+              <w:t>dict[str, str]</w:t>
+            </w:r>
+          </w:p>
+        </w:tc>
+        <w:tc>
+          <w:tcPr>
+            <w:tcW w:type="dxa" w:w="3135"/>
+          </w:tcPr>
+          <w:p>
+            <w:r>
+              <w:rPr>
+                <w:rFonts w:ascii="Times New Roman" w:hAnsi="Times New Roman" w:eastAsia="Batang"/>
+                <w:sz w:val="22"/>
+              </w:rPr>
+              <w:t>Per column, the declared PostgreSQL type of a column that would be written as text because that type was not recognised</w:t>
+            </w:r>
+          </w:p>
+        </w:tc>
+      </w:tr>
+    </w:tbl>
+    <w:p/>
+    <w:p>
+      <w:pPr>
+        <w:spacing w:line="384" w:lineRule="auto" w:after="120"/>
+        <w:jc w:val="both"/>
+      </w:pPr>
+      <w:r>
+        <w:rPr>
+          <w:rFonts w:ascii="Times New Roman" w:hAnsi="Times New Roman" w:eastAsia="Batang"/>
+          <w:sz w:val="22"/>
+        </w:rPr>
+        <w:t xml:space="preserve">A trimmed </w:t>
+      </w:r>
+      <w:r>
+        <w:rPr>
+          <w:rFonts w:ascii="Consolas" w:hAnsi="Consolas" w:eastAsia="Consolas"/>
+          <w:sz w:val="18"/>
+        </w:rPr>
+        <w:t>TableStats</w:t>
+      </w:r>
+      <w:r>
+        <w:rPr>
+          <w:rFonts w:ascii="Times New Roman" w:hAnsi="Times New Roman" w:eastAsia="Batang"/>
+          <w:sz w:val="22"/>
+        </w:rPr>
+        <w:t xml:space="preserve">: no </w:t>
+      </w:r>
+      <w:r>
+        <w:rPr>
+          <w:rFonts w:ascii="Consolas" w:hAnsi="Consolas" w:eastAsia="Consolas"/>
+          <w:sz w:val="18"/>
+        </w:rPr>
+        <w:t>batches</w:t>
+      </w:r>
+      <w:r>
+        <w:rPr>
+          <w:rFonts w:ascii="Times New Roman" w:hAnsi="Times New Roman" w:eastAsia="Batang"/>
+          <w:sz w:val="22"/>
+        </w:rPr>
+        <w:t xml:space="preserve"> or </w:t>
+      </w:r>
+      <w:r>
+        <w:rPr>
+          <w:rFonts w:ascii="Consolas" w:hAnsi="Consolas" w:eastAsia="Consolas"/>
+          <w:sz w:val="18"/>
+        </w:rPr>
+        <w:t>delta_version</w:t>
+      </w:r>
+      <w:r>
+        <w:rPr>
+          <w:rFonts w:ascii="Times New Roman" w:hAnsi="Times New Roman" w:eastAsia="Batang"/>
+          <w:sz w:val="22"/>
+        </w:rPr>
+        <w:t xml:space="preserve">, since nothing is written, and no </w:t>
+      </w:r>
+      <w:r>
+        <w:rPr>
+          <w:rFonts w:ascii="Consolas" w:hAnsi="Consolas" w:eastAsia="Consolas"/>
+          <w:sz w:val="18"/>
+        </w:rPr>
+        <w:t>schema_drift</w:t>
+      </w:r>
+      <w:r>
+        <w:rPr>
+          <w:rFonts w:ascii="Times New Roman" w:hAnsi="Times New Roman" w:eastAsia="Batang"/>
+          <w:sz w:val="22"/>
+        </w:rPr>
+        <w:t>, since there is no existing Delta table here to have drifted from.</w:t>
+      </w:r>
+    </w:p>
     <w:p/>
     <w:p>
       <w:pPr>
@@ -5970,6 +8112,121 @@
           <w:sz w:val="22"/>
         </w:rPr>
         <w:t xml:space="preserve"> is what makes the crate testable without touching the file system, and what would permit a future caller to stream from a network source.</w:t>
+      </w:r>
+    </w:p>
+    <w:p>
+      <w:pPr>
+        <w:spacing w:line="384" w:lineRule="auto" w:after="120"/>
+        <w:jc w:val="both"/>
+      </w:pPr>
+      <w:r>
+        <w:rPr>
+          <w:rFonts w:ascii="Consolas" w:hAnsi="Consolas" w:eastAsia="Consolas"/>
+          <w:sz w:val="18"/>
+        </w:rPr>
+        <w:t>pgdelta::validate</w:t>
+      </w:r>
+      <w:r>
+        <w:rPr>
+          <w:rFonts w:ascii="Times New Roman" w:hAnsi="Times New Roman" w:eastAsia="Batang"/>
+          <w:sz w:val="22"/>
+        </w:rPr>
+        <w:t xml:space="preserve"> mirrors this shape without the Tokio runtime, since it writes nothing:</w:t>
+      </w:r>
+    </w:p>
+    <w:p>
+      <w:pPr>
+        <w:spacing w:line="240" w:lineRule="auto" w:before="120" w:after="120"/>
+        <w:ind w:left="454"/>
+      </w:pPr>
+      <w:r>
+        <w:rPr>
+          <w:rFonts w:ascii="Consolas" w:hAnsi="Consolas" w:eastAsia="Consolas"/>
+          <w:sz w:val="18"/>
+        </w:rPr>
+        <w:t>pub fn validate&lt;R, F&gt;(input: R, config: &amp;ValidateConfig, progress: F) -&gt; Result&lt;ValidationReport&gt;</w:t>
+        <w:br/>
+        <w:t>where</w:t>
+        <w:br/>
+        <w:t xml:space="preserve">    R: std::io::Read + 'static,</w:t>
+        <w:br/>
+        <w:t xml:space="preserve">    F: FnMut(Progress) -&gt; bool;</w:t>
+        <w:br/>
+        <w:br/>
+        <w:t>pub fn validate_file&lt;F&gt;(path: &amp;Path, config: &amp;ValidateConfig, progress: F) -&gt; Result&lt;ValidationReport&gt;</w:t>
+        <w:br/>
+        <w:t>where</w:t>
+        <w:br/>
+        <w:t xml:space="preserve">    F: FnMut(Progress) -&gt; bool;</w:t>
+      </w:r>
+    </w:p>
+    <w:p>
+      <w:pPr>
+        <w:spacing w:line="384" w:lineRule="auto" w:after="120"/>
+        <w:jc w:val="both"/>
+      </w:pPr>
+      <w:r>
+        <w:rPr>
+          <w:rFonts w:ascii="Times New Roman" w:hAnsi="Times New Roman" w:eastAsia="Batang"/>
+          <w:sz w:val="22"/>
+        </w:rPr>
+        <w:t xml:space="preserve">Both block, but neither builds a runtime and neither may deadlock against one, since none exists: </w:t>
+      </w:r>
+      <w:r>
+        <w:rPr>
+          <w:rFonts w:ascii="Consolas" w:hAnsi="Consolas" w:eastAsia="Consolas"/>
+          <w:sz w:val="18"/>
+        </w:rPr>
+        <w:t>validate</w:t>
+      </w:r>
+      <w:r>
+        <w:rPr>
+          <w:rFonts w:ascii="Times New Roman" w:hAnsi="Times New Roman" w:eastAsia="Batang"/>
+          <w:sz w:val="22"/>
+        </w:rPr>
+        <w:t xml:space="preserve"> and </w:t>
+      </w:r>
+      <w:r>
+        <w:rPr>
+          <w:rFonts w:ascii="Consolas" w:hAnsi="Consolas" w:eastAsia="Consolas"/>
+          <w:sz w:val="18"/>
+        </w:rPr>
+        <w:t>validate_file</w:t>
+      </w:r>
+      <w:r>
+        <w:rPr>
+          <w:rFonts w:ascii="Times New Roman" w:hAnsi="Times New Roman" w:eastAsia="Batang"/>
+          <w:sz w:val="22"/>
+        </w:rPr>
+        <w:t xml:space="preserve"> are ordinary synchronous functions and may be called from anywhere, including from inside a Tokio runtime, unlike </w:t>
+      </w:r>
+      <w:r>
+        <w:rPr>
+          <w:rFonts w:ascii="Consolas" w:hAnsi="Consolas" w:eastAsia="Consolas"/>
+          <w:sz w:val="18"/>
+        </w:rPr>
+        <w:t>run</w:t>
+      </w:r>
+      <w:r>
+        <w:rPr>
+          <w:rFonts w:ascii="Times New Roman" w:hAnsi="Times New Roman" w:eastAsia="Batang"/>
+          <w:sz w:val="22"/>
+        </w:rPr>
+        <w:t>/</w:t>
+      </w:r>
+      <w:r>
+        <w:rPr>
+          <w:rFonts w:ascii="Consolas" w:hAnsi="Consolas" w:eastAsia="Consolas"/>
+          <w:sz w:val="18"/>
+        </w:rPr>
+        <w:t>run_file</w:t>
+      </w:r>
+      <w:r>
+        <w:rPr>
+          <w:rFonts w:ascii="Times New Roman" w:hAnsi="Times New Roman" w:eastAsia="Batang"/>
+          <w:sz w:val="22"/>
+        </w:rPr>
+        <w:t>.</w:t>
       </w:r>
     </w:p>
     <w:p>
@@ -7003,6 +9260,92 @@
                 <w:sz w:val="18"/>
               </w:rPr>
               <w:t>Receiver</w:t>
+            </w:r>
+          </w:p>
+        </w:tc>
+      </w:tr>
+      <w:tr>
+        <w:tc>
+          <w:tcPr>
+            <w:tcW w:type="dxa" w:w="4702"/>
+          </w:tcPr>
+          <w:p>
+            <w:r>
+              <w:rPr>
+                <w:rFonts w:ascii="Consolas" w:hAnsi="Consolas" w:eastAsia="Consolas"/>
+                <w:sz w:val="18"/>
+              </w:rPr>
+              <w:t>validate</w:t>
+            </w:r>
+          </w:p>
+        </w:tc>
+        <w:tc>
+          <w:tcPr>
+            <w:tcW w:type="dxa" w:w="4702"/>
+          </w:tcPr>
+          <w:p>
+            <w:r>
+              <w:rPr>
+                <w:rFonts w:ascii="Consolas" w:hAnsi="Consolas" w:eastAsia="Consolas"/>
+                <w:sz w:val="18"/>
+              </w:rPr>
+              <w:t>validate</w:t>
+            </w:r>
+            <w:r>
+              <w:rPr>
+                <w:rFonts w:ascii="Times New Roman" w:hAnsi="Times New Roman" w:eastAsia="Batang"/>
+                <w:sz w:val="22"/>
+              </w:rPr>
+              <w:t xml:space="preserve">, </w:t>
+            </w:r>
+            <w:r>
+              <w:rPr>
+                <w:rFonts w:ascii="Consolas" w:hAnsi="Consolas" w:eastAsia="Consolas"/>
+                <w:sz w:val="18"/>
+              </w:rPr>
+              <w:t>validate_file</w:t>
+            </w:r>
+            <w:r>
+              <w:rPr>
+                <w:rFonts w:ascii="Times New Roman" w:hAnsi="Times New Roman" w:eastAsia="Batang"/>
+                <w:sz w:val="22"/>
+              </w:rPr>
+              <w:t xml:space="preserve">, </w:t>
+            </w:r>
+            <w:r>
+              <w:rPr>
+                <w:rFonts w:ascii="Consolas" w:hAnsi="Consolas" w:eastAsia="Consolas"/>
+                <w:sz w:val="18"/>
+              </w:rPr>
+              <w:t>ValidateConfig</w:t>
+            </w:r>
+            <w:r>
+              <w:rPr>
+                <w:rFonts w:ascii="Times New Roman" w:hAnsi="Times New Roman" w:eastAsia="Batang"/>
+                <w:sz w:val="22"/>
+              </w:rPr>
+              <w:t xml:space="preserve">, </w:t>
+            </w:r>
+            <w:r>
+              <w:rPr>
+                <w:rFonts w:ascii="Consolas" w:hAnsi="Consolas" w:eastAsia="Consolas"/>
+                <w:sz w:val="18"/>
+              </w:rPr>
+              <w:t>ValidationReport</w:t>
+            </w:r>
+            <w:r>
+              <w:rPr>
+                <w:rFonts w:ascii="Times New Roman" w:hAnsi="Times New Roman" w:eastAsia="Batang"/>
+                <w:sz w:val="22"/>
+              </w:rPr>
+              <w:t xml:space="preserve">, </w:t>
+            </w:r>
+            <w:r>
+              <w:rPr>
+                <w:rFonts w:ascii="Consolas" w:hAnsi="Consolas" w:eastAsia="Consolas"/>
+                <w:sz w:val="18"/>
+              </w:rPr>
+              <w:t>TableValidation</w:t>
             </w:r>
           </w:p>
         </w:tc>
